--- a/data/Dialogues EU-LAC_EU-LAC Digital Alliance Days.docx
+++ b/data/Dialogues EU-LAC_EU-LAC Digital Alliance Days.docx
@@ -2,13 +2,13 @@
 <file path=word/document.xml><?xml version="1.0" encoding="utf-8"?>
 <w:document xmlns:w="http://schemas.openxmlformats.org/wordprocessingml/2006/main" xmlns:m="http://schemas.openxmlformats.org/officeDocument/2006/math" xmlns:r="http://schemas.openxmlformats.org/officeDocument/2006/relationships" xmlns:o="urn:schemas-microsoft-com:office:office" xmlns:v="urn:schemas-microsoft-com:vml" xmlns:w10="urn:schemas-microsoft-com:office:word" xmlns:a="http://schemas.openxmlformats.org/drawingml/2006/main" xmlns:pic="http://schemas.openxmlformats.org/drawingml/2006/picture" xmlns:wp="http://schemas.openxmlformats.org/drawingml/2006/wordprocessingDrawing">
   <w:body>
-    <w:bookmarkStart w:id="26" w:name="Xafb191f24fe4fae4b5329bae98153dcd4ab668f"/>
+    <w:bookmarkStart w:id="26" w:name="Xb6a8c8309932eb26dd03112b8702aca44c8269d"/>
     <w:p>
       <w:pPr>
         <w:pStyle w:val="Heading1"/>
       </w:pPr>
       <w:r>
-        <w:t xml:space="preserve">EU-LAC Digital Alliance Days 2023: Advancing Digital Cooperation in Cartagena, Colombia</w:t>
+        <w:t xml:space="preserve">EU-LAC Digital Alliance Days 2023 in Cartagena: Advancing Bi-Regional Digital Cooperation</w:t>
       </w:r>
     </w:p>
     <w:p>
@@ -55,7 +55,7 @@
         <w:pStyle w:val="FirstParagraph"/>
       </w:pPr>
       <w:r>
-        <w:t xml:space="preserve">The EU-LAC Digital Alliance Days will take place in Cartagena, Colombia, from November 27-29, 2023. This event, hosted by the European Union and the Spanish Agency for International Development Cooperation, marks the first high-level policy dialogue following the Joint Declaration on a Digital Alliance signed in July 2023. The initiative aims to promote a human-centric digital transformation through secure and resilient infrastructures, with an initial EU investment of €145 million. Participants, including government representatives, private sector, civil society, and academia, will focus on five key themes: data governance, e-governance, cybersecurity, connectivity, and AI. The discussions aim to establish common goals and actions in preparation for the upcoming EU-CELAC Summit in 2025. Some sessions will be live-streamed for broader engagement.</w:t>
+        <w:t xml:space="preserve">The EU-LAC Digital Alliance Days, held in Cartagena, Colombia from 27-29 November 2023, marked the first high-level policy dialogue between the European Union and Latin America and the Caribbean on digital transformation. Hosted by the EU and AECID, and co-facilitated by the Digital for Development Hub, the event aimed to advance a human-centric digital agenda under the EU-LAC Digital Alliance, launched in March 2023 with €145 million funding. The Alliance, part of the Global Gateway strategy, focuses on secure, resilient digital infrastructures grounded in shared values. Leaders had previously signed a Joint Declaration outlining principles and priorities. The event gathered government, private sector, civil society, and academia representatives to discuss data governance, e-governance, cybersecurity, connectivity, and AI, setting common goals and actions ahead of the 2025 EU-CELAC Summit. Some sessions were live-streamed to broaden engagement.</w:t>
       </w:r>
     </w:p>
     <w:bookmarkEnd w:id="20"/>
@@ -77,7 +77,7 @@
         </w:numPr>
       </w:pPr>
       <w:r>
-        <w:t xml:space="preserve">The EU-LAC Digital Alliance Days are scheduled for November 27-29, 2023, in Cartagena, Colombia, focusing on digital transformation.</w:t>
+        <w:t xml:space="preserve">The EU-LAC Digital Alliance Days are held in Cartagena, Colombia, from 27-29 November 2023, hosted by the EU and AECID, co-facilitated by the D4D Hub and partners.</w:t>
       </w:r>
     </w:p>
     <w:p>
@@ -89,7 +89,7 @@
         </w:numPr>
       </w:pPr>
       <w:r>
-        <w:t xml:space="preserve">The event is hosted by the EU and AECID, aiming to foster secure digital infrastructures based on shared values.</w:t>
+        <w:t xml:space="preserve">The Alliance, launched in March 2023 with €145 million funding, promotes a human-centric digital transformation and secure, resilient digital infrastructures based on shared values.</w:t>
       </w:r>
     </w:p>
     <w:p>
@@ -101,7 +101,7 @@
         </w:numPr>
       </w:pPr>
       <w:r>
-        <w:t xml:space="preserve">It follows the Joint Declaration on a Digital Alliance signed in July 2023, promoting bi-regional dialogue on digital issues.</w:t>
+        <w:t xml:space="preserve">A Joint Declaration signed in July 2023 outlines core principles and mandates regular bi-regional digital dialogue and cooperation.</w:t>
       </w:r>
     </w:p>
     <w:p>
@@ -113,7 +113,7 @@
         </w:numPr>
       </w:pPr>
       <w:r>
-        <w:t xml:space="preserve">Key themes include data governance, e-governance, cybersecurity, connectivity, and AI, with participation from government, private sector, civil society, and academia.</w:t>
+        <w:t xml:space="preserve">The event serves as a high-level policy dialogue to set agendas and priorities ahead of the 2025 EU-CELAC Summit.</w:t>
       </w:r>
     </w:p>
     <w:p>
@@ -125,7 +125,19 @@
         </w:numPr>
       </w:pPr>
       <w:r>
-        <w:t xml:space="preserve">The outcomes will inform the agenda for the upcoming EU-CELAC Summit in 2025.</w:t>
+        <w:t xml:space="preserve">Participants include government, private sector, civil society, and academia, focusing on data governance, e-governance, cybersecurity, connectivity, and AI.</w:t>
+      </w:r>
+    </w:p>
+    <w:p>
+      <w:pPr>
+        <w:pStyle w:val="Compact"/>
+        <w:numPr>
+          <w:ilvl w:val="0"/>
+          <w:numId w:val="1001"/>
+        </w:numPr>
+      </w:pPr>
+      <w:r>
+        <w:t xml:space="preserve">Some sessions are live-streamed to ensure wider accessibility and engagement.</w:t>
       </w:r>
     </w:p>
     <w:bookmarkEnd w:id="21"/>
@@ -195,7 +207,7 @@
               <w:pStyle w:val="Compact"/>
             </w:pPr>
             <w:r>
-              <w:t xml:space="preserve">European Union; Spanish Agency for International Development Cooperation (AECID); EU-LAC Digital Alliance</w:t>
+              <w:t xml:space="preserve">European Union; EU Member States; Spanish Agency for International Development</w:t>
             </w:r>
           </w:p>
         </w:tc>
@@ -219,7 +231,55 @@
               <w:pStyle w:val="Compact"/>
             </w:pPr>
             <w:r>
-              <w:t xml:space="preserve">Digital for Development Hub</w:t>
+              <w:t xml:space="preserve">EU-LAC Digital Alliance; Digital for Development Hub</w:t>
+            </w:r>
+          </w:p>
+        </w:tc>
+      </w:tr>
+      <w:tr>
+        <w:tc>
+          <w:tcPr/>
+          <w:p>
+            <w:pPr>
+              <w:pStyle w:val="Compact"/>
+            </w:pPr>
+            <w:r>
+              <w:t xml:space="preserve">Economic Actors</w:t>
+            </w:r>
+          </w:p>
+        </w:tc>
+        <w:tc>
+          <w:tcPr/>
+          <w:p>
+            <w:pPr>
+              <w:pStyle w:val="Compact"/>
+            </w:pPr>
+            <w:r>
+              <w:t xml:space="preserve">Private Sector Representatives</w:t>
+            </w:r>
+          </w:p>
+        </w:tc>
+      </w:tr>
+      <w:tr>
+        <w:tc>
+          <w:tcPr/>
+          <w:p>
+            <w:pPr>
+              <w:pStyle w:val="Compact"/>
+            </w:pPr>
+            <w:r>
+              <w:t xml:space="preserve">Civil Society Actors</w:t>
+            </w:r>
+          </w:p>
+        </w:tc>
+        <w:tc>
+          <w:tcPr/>
+          <w:p>
+            <w:pPr>
+              <w:pStyle w:val="Compact"/>
+            </w:pPr>
+            <w:r>
+              <w:t xml:space="preserve">Civil Society Organisations; Academic Institutions</w:t>
             </w:r>
           </w:p>
         </w:tc>
@@ -238,8 +298,7 @@
     <w:tbl>
       <w:tblPr>
         <w:tblStyle w:val="Table"/>
-        <w:tblW w:type="pct" w:w="5000"/>
-        <w:tblLayout w:type="fixed"/>
+        <w:tblW w:type="auto" w:w="0"/>
         <w:tblLook w:firstRow="1" w:lastRow="0" w:firstColumn="0" w:lastColumn="0" w:noHBand="0" w:noVBand="0" w:val="0020"/>
       </w:tblPr>
       <w:tblGrid>
@@ -297,54 +356,6 @@
           </w:p>
         </w:tc>
       </w:tr>
-      <w:tr>
-        <w:tc>
-          <w:tcPr/>
-          <w:p>
-            <w:pPr>
-              <w:pStyle w:val="Compact"/>
-            </w:pPr>
-            <w:r>
-              <w:t xml:space="preserve">Data &amp; Governance</w:t>
-            </w:r>
-          </w:p>
-        </w:tc>
-        <w:tc>
-          <w:tcPr/>
-          <w:p>
-            <w:pPr>
-              <w:pStyle w:val="Compact"/>
-            </w:pPr>
-            <w:r>
-              <w:t xml:space="preserve">Data Governance; E-Governance; Cybersecurity; Digital Access</w:t>
-            </w:r>
-          </w:p>
-        </w:tc>
-      </w:tr>
-      <w:tr>
-        <w:tc>
-          <w:tcPr/>
-          <w:p>
-            <w:pPr>
-              <w:pStyle w:val="Compact"/>
-            </w:pPr>
-            <w:r>
-              <w:t xml:space="preserve">Technology &amp; Innovation</w:t>
-            </w:r>
-          </w:p>
-        </w:tc>
-        <w:tc>
-          <w:tcPr/>
-          <w:p>
-            <w:pPr>
-              <w:pStyle w:val="Compact"/>
-            </w:pPr>
-            <w:r>
-              <w:t xml:space="preserve">Artificial Intelligence</w:t>
-            </w:r>
-          </w:p>
-        </w:tc>
-      </w:tr>
     </w:tbl>
     <w:bookmarkEnd w:id="23"/>
     <w:bookmarkStart w:id="24" w:name="practical-applications"/>
@@ -365,7 +376,7 @@
         </w:numPr>
       </w:pPr>
       <w:r>
-        <w:t xml:space="preserve">The EU-LAC Digital Alliance was launched in March 2023 with an initial contribution of €145 million from the European Union and its Member States to foster the development of secure and resilient digital infrastructures.</w:t>
+        <w:t xml:space="preserve">The EU-LAC Digital Alliance, launched in March 2023 with an initial €145 million contribution from the EU and its Member States, is actively fostering the development of secure and resilient digital infrastructures based on shared values.</w:t>
       </w:r>
     </w:p>
     <w:p>
@@ -377,7 +388,7 @@
         </w:numPr>
       </w:pPr>
       <w:r>
-        <w:t xml:space="preserve">A Joint Declaration on a Digital Alliance was signed in July 2023, outlining core principles, values, and implementation priorities for bi-regional dialogue and cooperation on digital matters.</w:t>
+        <w:t xml:space="preserve">The Joint Declaration on a Digital Alliance, signed in July 2023 by leaders from the EU and LAC regions, establishes core principles, values, and implementation priorities for digital cooperation.</w:t>
       </w:r>
     </w:p>
     <w:p>
@@ -389,7 +400,7 @@
         </w:numPr>
       </w:pPr>
       <w:r>
-        <w:t xml:space="preserve">The EU-LAC Digital Alliance Days, held from 27-29 November 2023 in Cartagena, Colombia, serve as a high-level policy dialogue to create an agenda and priority areas leading up to the EU-CELAC Summit in 2025.</w:t>
+        <w:t xml:space="preserve">The EU-LAC Digital Alliance provides a forum for regular bi-regional dialogue and cooperation on digital matters, benefiting citizens from both regions.</w:t>
       </w:r>
     </w:p>
     <w:p>
@@ -401,7 +412,31 @@
         </w:numPr>
       </w:pPr>
       <w:r>
-        <w:t xml:space="preserve">The event focuses on five themes: data governance, e-governance, cybersecurity, connectivity, and AI, with the aim of identifying common goals and agreeing on actions of shared interest among participants from both regions.</w:t>
+        <w:t xml:space="preserve">The EU-LAC Digital Alliance Days, held in November 2023 in Cartagena, Colombia, serve as a high-level policy dialogue event to create an agenda and priority areas ahead of the EU-CELAC Summit in 2025.</w:t>
+      </w:r>
+    </w:p>
+    <w:p>
+      <w:pPr>
+        <w:pStyle w:val="Compact"/>
+        <w:numPr>
+          <w:ilvl w:val="0"/>
+          <w:numId w:val="1002"/>
+        </w:numPr>
+      </w:pPr>
+      <w:r>
+        <w:t xml:space="preserve">The Digital Alliance Days gather government representatives, private sector, civil society, and academia to discuss and identify common goals and actions in five key themes: data governance, e-governance, cybersecurity, connectivity, and AI.</w:t>
+      </w:r>
+    </w:p>
+    <w:p>
+      <w:pPr>
+        <w:pStyle w:val="Compact"/>
+        <w:numPr>
+          <w:ilvl w:val="0"/>
+          <w:numId w:val="1002"/>
+        </w:numPr>
+      </w:pPr>
+      <w:r>
+        <w:t xml:space="preserve">Some sessions of the EU-LAC Digital Alliance Days are live-streamed to ensure wider accessibility and engagement.</w:t>
       </w:r>
     </w:p>
     <w:bookmarkEnd w:id="24"/>
@@ -423,7 +458,7 @@
         </w:numPr>
       </w:pPr>
       <w:r>
-        <w:t xml:space="preserve">Initial contribution of €145 million from the European Union and its Member States for the EU-LAC Digital Alliance.</w:t>
+        <w:t xml:space="preserve">The European Union and its Member States have made an initial contribution of €145 million to the EU-LAC Digital Alliance as part of the Global Gateway strategy.</w:t>
       </w:r>
     </w:p>
     <w:p>
@@ -435,7 +470,7 @@
         </w:numPr>
       </w:pPr>
       <w:r>
-        <w:t xml:space="preserve">The EU-CELAC Summit is scheduled to be held in 2025.</w:t>
+        <w:t xml:space="preserve">The EU-LAC Digital Alliance aims to create an agenda and priority areas in the lead-up to the EU-CELAC Summit to be held in 2025.</w:t>
       </w:r>
     </w:p>
     <w:bookmarkEnd w:id="25"/>
